--- a/docs/.XML Editor.docx
+++ b/docs/.XML Editor.docx
@@ -56,7 +56,7 @@
           <w:r>
             <w:fldChar w:fldCharType="separate"/>
           </w:r>
-          <w:hyperlink w:anchor="_Toc225476641" w:history="1">
+          <w:hyperlink w:anchor="_Toc225861013" w:history="1">
             <w:r>
               <w:rPr>
                 <w:rStyle w:val="Hyperlink"/>
@@ -83,7 +83,7 @@
                 <w:noProof/>
                 <w:webHidden/>
               </w:rPr>
-              <w:instrText xml:space="preserve"> PAGEREF _Toc225476641 \h </w:instrText>
+              <w:instrText xml:space="preserve"> PAGEREF _Toc225861013 \h </w:instrText>
             </w:r>
             <w:r>
               <w:rPr>
@@ -126,7 +126,7 @@
               <w:lang w:eastAsia="en-GB"/>
             </w:rPr>
           </w:pPr>
-          <w:hyperlink w:anchor="_Toc225476642" w:history="1">
+          <w:hyperlink w:anchor="_Toc225861014" w:history="1">
             <w:r>
               <w:rPr>
                 <w:rStyle w:val="Hyperlink"/>
@@ -153,7 +153,7 @@
                 <w:noProof/>
                 <w:webHidden/>
               </w:rPr>
-              <w:instrText xml:space="preserve"> PAGEREF _Toc225476642 \h </w:instrText>
+              <w:instrText xml:space="preserve"> PAGEREF _Toc225861014 \h </w:instrText>
             </w:r>
             <w:r>
               <w:rPr>
@@ -196,7 +196,7 @@
               <w:lang w:eastAsia="en-GB"/>
             </w:rPr>
           </w:pPr>
-          <w:hyperlink w:anchor="_Toc225476643" w:history="1">
+          <w:hyperlink w:anchor="_Toc225861015" w:history="1">
             <w:r>
               <w:rPr>
                 <w:rStyle w:val="Hyperlink"/>
@@ -223,7 +223,7 @@
                 <w:noProof/>
                 <w:webHidden/>
               </w:rPr>
-              <w:instrText xml:space="preserve"> PAGEREF _Toc225476643 \h </w:instrText>
+              <w:instrText xml:space="preserve"> PAGEREF _Toc225861015 \h </w:instrText>
             </w:r>
             <w:r>
               <w:rPr>
@@ -266,7 +266,7 @@
               <w:lang w:eastAsia="en-GB"/>
             </w:rPr>
           </w:pPr>
-          <w:hyperlink w:anchor="_Toc225476644" w:history="1">
+          <w:hyperlink w:anchor="_Toc225861016" w:history="1">
             <w:r>
               <w:rPr>
                 <w:rStyle w:val="Hyperlink"/>
@@ -293,7 +293,7 @@
                 <w:noProof/>
                 <w:webHidden/>
               </w:rPr>
-              <w:instrText xml:space="preserve"> PAGEREF _Toc225476644 \h </w:instrText>
+              <w:instrText xml:space="preserve"> PAGEREF _Toc225861016 \h </w:instrText>
             </w:r>
             <w:r>
               <w:rPr>
@@ -336,7 +336,7 @@
               <w:lang w:eastAsia="en-GB"/>
             </w:rPr>
           </w:pPr>
-          <w:hyperlink w:anchor="_Toc225476645" w:history="1">
+          <w:hyperlink w:anchor="_Toc225861017" w:history="1">
             <w:r>
               <w:rPr>
                 <w:rStyle w:val="Hyperlink"/>
@@ -363,7 +363,7 @@
                 <w:noProof/>
                 <w:webHidden/>
               </w:rPr>
-              <w:instrText xml:space="preserve"> PAGEREF _Toc225476645 \h </w:instrText>
+              <w:instrText xml:space="preserve"> PAGEREF _Toc225861017 \h </w:instrText>
             </w:r>
             <w:r>
               <w:rPr>
@@ -383,7 +383,7 @@
                 <w:noProof/>
                 <w:webHidden/>
               </w:rPr>
-              <w:t>2</w:t>
+              <w:t>3</w:t>
             </w:r>
             <w:r>
               <w:rPr>
@@ -406,7 +406,7 @@
               <w:lang w:eastAsia="en-GB"/>
             </w:rPr>
           </w:pPr>
-          <w:hyperlink w:anchor="_Toc225476646" w:history="1">
+          <w:hyperlink w:anchor="_Toc225861018" w:history="1">
             <w:r>
               <w:rPr>
                 <w:rStyle w:val="Hyperlink"/>
@@ -433,7 +433,7 @@
                 <w:noProof/>
                 <w:webHidden/>
               </w:rPr>
-              <w:instrText xml:space="preserve"> PAGEREF _Toc225476646 \h </w:instrText>
+              <w:instrText xml:space="preserve"> PAGEREF _Toc225861018 \h </w:instrText>
             </w:r>
             <w:r>
               <w:rPr>
@@ -476,7 +476,7 @@
               <w:lang w:eastAsia="en-GB"/>
             </w:rPr>
           </w:pPr>
-          <w:hyperlink w:anchor="_Toc225476647" w:history="1">
+          <w:hyperlink w:anchor="_Toc225861019" w:history="1">
             <w:r>
               <w:rPr>
                 <w:rStyle w:val="Hyperlink"/>
@@ -503,7 +503,7 @@
                 <w:noProof/>
                 <w:webHidden/>
               </w:rPr>
-              <w:instrText xml:space="preserve"> PAGEREF _Toc225476647 \h </w:instrText>
+              <w:instrText xml:space="preserve"> PAGEREF _Toc225861019 \h </w:instrText>
             </w:r>
             <w:r>
               <w:rPr>
@@ -546,7 +546,7 @@
               <w:lang w:eastAsia="en-GB"/>
             </w:rPr>
           </w:pPr>
-          <w:hyperlink w:anchor="_Toc225476648" w:history="1">
+          <w:hyperlink w:anchor="_Toc225861020" w:history="1">
             <w:r>
               <w:rPr>
                 <w:rStyle w:val="Hyperlink"/>
@@ -573,7 +573,7 @@
                 <w:noProof/>
                 <w:webHidden/>
               </w:rPr>
-              <w:instrText xml:space="preserve"> PAGEREF _Toc225476648 \h </w:instrText>
+              <w:instrText xml:space="preserve"> PAGEREF _Toc225861020 \h </w:instrText>
             </w:r>
             <w:r>
               <w:rPr>
@@ -616,7 +616,7 @@
               <w:lang w:eastAsia="en-GB"/>
             </w:rPr>
           </w:pPr>
-          <w:hyperlink w:anchor="_Toc225476649" w:history="1">
+          <w:hyperlink w:anchor="_Toc225861021" w:history="1">
             <w:r>
               <w:rPr>
                 <w:rStyle w:val="Hyperlink"/>
@@ -643,7 +643,7 @@
                 <w:noProof/>
                 <w:webHidden/>
               </w:rPr>
-              <w:instrText xml:space="preserve"> PAGEREF _Toc225476649 \h </w:instrText>
+              <w:instrText xml:space="preserve"> PAGEREF _Toc225861021 \h </w:instrText>
             </w:r>
             <w:r>
               <w:rPr>
@@ -663,7 +663,7 @@
                 <w:noProof/>
                 <w:webHidden/>
               </w:rPr>
-              <w:t>3</w:t>
+              <w:t>4</w:t>
             </w:r>
             <w:r>
               <w:rPr>
@@ -686,13 +686,13 @@
               <w:lang w:eastAsia="en-GB"/>
             </w:rPr>
           </w:pPr>
-          <w:hyperlink w:anchor="_Toc225476650" w:history="1">
+          <w:hyperlink w:anchor="_Toc225861022" w:history="1">
             <w:r>
               <w:rPr>
                 <w:rStyle w:val="Hyperlink"/>
                 <w:noProof/>
               </w:rPr>
-              <w:t>5.3 Collapsible Sections</w:t>
+              <w:t>5.3 Collapsible Sections and Search</w:t>
             </w:r>
             <w:r>
               <w:rPr>
@@ -713,7 +713,7 @@
                 <w:noProof/>
                 <w:webHidden/>
               </w:rPr>
-              <w:instrText xml:space="preserve"> PAGEREF _Toc225476650 \h </w:instrText>
+              <w:instrText xml:space="preserve"> PAGEREF _Toc225861022 \h </w:instrText>
             </w:r>
             <w:r>
               <w:rPr>
@@ -733,7 +733,7 @@
                 <w:noProof/>
                 <w:webHidden/>
               </w:rPr>
-              <w:t>3</w:t>
+              <w:t>4</w:t>
             </w:r>
             <w:r>
               <w:rPr>
@@ -756,13 +756,13 @@
               <w:lang w:eastAsia="en-GB"/>
             </w:rPr>
           </w:pPr>
-          <w:hyperlink w:anchor="_Toc225476651" w:history="1">
+          <w:hyperlink w:anchor="_Toc225861023" w:history="1">
             <w:r>
               <w:rPr>
                 <w:rStyle w:val="Hyperlink"/>
                 <w:noProof/>
               </w:rPr>
-              <w:t>5.4 Search and Filtering</w:t>
+              <w:t>5.4 JSON-Based Automation</w:t>
             </w:r>
             <w:r>
               <w:rPr>
@@ -783,7 +783,7 @@
                 <w:noProof/>
                 <w:webHidden/>
               </w:rPr>
-              <w:instrText xml:space="preserve"> PAGEREF _Toc225476651 \h </w:instrText>
+              <w:instrText xml:space="preserve"> PAGEREF _Toc225861023 \h </w:instrText>
             </w:r>
             <w:r>
               <w:rPr>
@@ -803,7 +803,7 @@
                 <w:noProof/>
                 <w:webHidden/>
               </w:rPr>
-              <w:t>3</w:t>
+              <w:t>4</w:t>
             </w:r>
             <w:r>
               <w:rPr>
@@ -826,13 +826,13 @@
               <w:lang w:eastAsia="en-GB"/>
             </w:rPr>
           </w:pPr>
-          <w:hyperlink w:anchor="_Toc225476652" w:history="1">
+          <w:hyperlink w:anchor="_Toc225861024" w:history="1">
             <w:r>
               <w:rPr>
                 <w:rStyle w:val="Hyperlink"/>
                 <w:noProof/>
               </w:rPr>
-              <w:t>5.5 JSON-Based Automation</w:t>
+              <w:t>5.5 Diff Preview and Safer Change Application</w:t>
             </w:r>
             <w:r>
               <w:rPr>
@@ -853,7 +853,7 @@
                 <w:noProof/>
                 <w:webHidden/>
               </w:rPr>
-              <w:instrText xml:space="preserve"> PAGEREF _Toc225476652 \h </w:instrText>
+              <w:instrText xml:space="preserve"> PAGEREF _Toc225861024 \h </w:instrText>
             </w:r>
             <w:r>
               <w:rPr>
@@ -873,7 +873,7 @@
                 <w:noProof/>
                 <w:webHidden/>
               </w:rPr>
-              <w:t>3</w:t>
+              <w:t>4</w:t>
             </w:r>
             <w:r>
               <w:rPr>
@@ -896,13 +896,13 @@
               <w:lang w:eastAsia="en-GB"/>
             </w:rPr>
           </w:pPr>
-          <w:hyperlink w:anchor="_Toc225476653" w:history="1">
+          <w:hyperlink w:anchor="_Toc225861025" w:history="1">
             <w:r>
               <w:rPr>
                 <w:rStyle w:val="Hyperlink"/>
                 <w:noProof/>
               </w:rPr>
-              <w:t>5.6 Diff Preview System</w:t>
+              <w:t>5.6 Cross-Window Interaction</w:t>
             </w:r>
             <w:r>
               <w:rPr>
@@ -923,7 +923,7 @@
                 <w:noProof/>
                 <w:webHidden/>
               </w:rPr>
-              <w:instrText xml:space="preserve"> PAGEREF _Toc225476653 \h </w:instrText>
+              <w:instrText xml:space="preserve"> PAGEREF _Toc225861025 \h </w:instrText>
             </w:r>
             <w:r>
               <w:rPr>
@@ -966,13 +966,13 @@
               <w:lang w:eastAsia="en-GB"/>
             </w:rPr>
           </w:pPr>
-          <w:hyperlink w:anchor="_Toc225476654" w:history="1">
+          <w:hyperlink w:anchor="_Toc225861026" w:history="1">
             <w:r>
               <w:rPr>
                 <w:rStyle w:val="Hyperlink"/>
                 <w:noProof/>
               </w:rPr>
-              <w:t>5.7 Cross-Window Interaction</w:t>
+              <w:t>5.7 Tools System and Modular Expansion</w:t>
             </w:r>
             <w:r>
               <w:rPr>
@@ -993,7 +993,7 @@
                 <w:noProof/>
                 <w:webHidden/>
               </w:rPr>
-              <w:instrText xml:space="preserve"> PAGEREF _Toc225476654 \h </w:instrText>
+              <w:instrText xml:space="preserve"> PAGEREF _Toc225861026 \h </w:instrText>
             </w:r>
             <w:r>
               <w:rPr>
@@ -1036,13 +1036,13 @@
               <w:lang w:eastAsia="en-GB"/>
             </w:rPr>
           </w:pPr>
-          <w:hyperlink w:anchor="_Toc225476655" w:history="1">
+          <w:hyperlink w:anchor="_Toc225861027" w:history="1">
             <w:r>
               <w:rPr>
                 <w:rStyle w:val="Hyperlink"/>
                 <w:noProof/>
               </w:rPr>
-              <w:t>5.8 Scroll Management</w:t>
+              <w:t>5.8 Standard XML Comparison</w:t>
             </w:r>
             <w:r>
               <w:rPr>
@@ -1063,7 +1063,7 @@
                 <w:noProof/>
                 <w:webHidden/>
               </w:rPr>
-              <w:instrText xml:space="preserve"> PAGEREF _Toc225476655 \h </w:instrText>
+              <w:instrText xml:space="preserve"> PAGEREF _Toc225861027 \h </w:instrText>
             </w:r>
             <w:r>
               <w:rPr>
@@ -1084,6 +1084,216 @@
                 <w:webHidden/>
               </w:rPr>
               <w:t>4</w:t>
+            </w:r>
+            <w:r>
+              <w:rPr>
+                <w:noProof/>
+                <w:webHidden/>
+              </w:rPr>
+              <w:fldChar w:fldCharType="end"/>
+            </w:r>
+          </w:hyperlink>
+        </w:p>
+        <w:p>
+          <w:pPr>
+            <w:pStyle w:val="TOC2"/>
+            <w:tabs>
+              <w:tab w:val="right" w:leader="dot" w:pos="9016"/>
+            </w:tabs>
+            <w:rPr>
+              <w:rFonts w:eastAsiaTheme="minorEastAsia"/>
+              <w:noProof/>
+              <w:lang w:eastAsia="en-GB"/>
+            </w:rPr>
+          </w:pPr>
+          <w:hyperlink w:anchor="_Toc225861028" w:history="1">
+            <w:r>
+              <w:rPr>
+                <w:rStyle w:val="Hyperlink"/>
+                <w:noProof/>
+              </w:rPr>
+              <w:t>5.9 XML Multi-Compare</w:t>
+            </w:r>
+            <w:r>
+              <w:rPr>
+                <w:noProof/>
+                <w:webHidden/>
+              </w:rPr>
+              <w:tab/>
+            </w:r>
+            <w:r>
+              <w:rPr>
+                <w:noProof/>
+                <w:webHidden/>
+              </w:rPr>
+              <w:fldChar w:fldCharType="begin"/>
+            </w:r>
+            <w:r>
+              <w:rPr>
+                <w:noProof/>
+                <w:webHidden/>
+              </w:rPr>
+              <w:instrText xml:space="preserve"> PAGEREF _Toc225861028 \h </w:instrText>
+            </w:r>
+            <w:r>
+              <w:rPr>
+                <w:noProof/>
+                <w:webHidden/>
+              </w:rPr>
+            </w:r>
+            <w:r>
+              <w:rPr>
+                <w:noProof/>
+                <w:webHidden/>
+              </w:rPr>
+              <w:fldChar w:fldCharType="separate"/>
+            </w:r>
+            <w:r>
+              <w:rPr>
+                <w:noProof/>
+                <w:webHidden/>
+              </w:rPr>
+              <w:t>4</w:t>
+            </w:r>
+            <w:r>
+              <w:rPr>
+                <w:noProof/>
+                <w:webHidden/>
+              </w:rPr>
+              <w:fldChar w:fldCharType="end"/>
+            </w:r>
+          </w:hyperlink>
+        </w:p>
+        <w:p>
+          <w:pPr>
+            <w:pStyle w:val="TOC2"/>
+            <w:tabs>
+              <w:tab w:val="right" w:leader="dot" w:pos="9016"/>
+            </w:tabs>
+            <w:rPr>
+              <w:rFonts w:eastAsiaTheme="minorEastAsia"/>
+              <w:noProof/>
+              <w:lang w:eastAsia="en-GB"/>
+            </w:rPr>
+          </w:pPr>
+          <w:hyperlink w:anchor="_Toc225861029" w:history="1">
+            <w:r>
+              <w:rPr>
+                <w:rStyle w:val="Hyperlink"/>
+                <w:noProof/>
+              </w:rPr>
+              <w:t>5.10 XML Generator</w:t>
+            </w:r>
+            <w:r>
+              <w:rPr>
+                <w:noProof/>
+                <w:webHidden/>
+              </w:rPr>
+              <w:tab/>
+            </w:r>
+            <w:r>
+              <w:rPr>
+                <w:noProof/>
+                <w:webHidden/>
+              </w:rPr>
+              <w:fldChar w:fldCharType="begin"/>
+            </w:r>
+            <w:r>
+              <w:rPr>
+                <w:noProof/>
+                <w:webHidden/>
+              </w:rPr>
+              <w:instrText xml:space="preserve"> PAGEREF _Toc225861029 \h </w:instrText>
+            </w:r>
+            <w:r>
+              <w:rPr>
+                <w:noProof/>
+                <w:webHidden/>
+              </w:rPr>
+            </w:r>
+            <w:r>
+              <w:rPr>
+                <w:noProof/>
+                <w:webHidden/>
+              </w:rPr>
+              <w:fldChar w:fldCharType="separate"/>
+            </w:r>
+            <w:r>
+              <w:rPr>
+                <w:noProof/>
+                <w:webHidden/>
+              </w:rPr>
+              <w:t>5</w:t>
+            </w:r>
+            <w:r>
+              <w:rPr>
+                <w:noProof/>
+                <w:webHidden/>
+              </w:rPr>
+              <w:fldChar w:fldCharType="end"/>
+            </w:r>
+          </w:hyperlink>
+        </w:p>
+        <w:p>
+          <w:pPr>
+            <w:pStyle w:val="TOC2"/>
+            <w:tabs>
+              <w:tab w:val="right" w:leader="dot" w:pos="9016"/>
+            </w:tabs>
+            <w:rPr>
+              <w:rFonts w:eastAsiaTheme="minorEastAsia"/>
+              <w:noProof/>
+              <w:lang w:eastAsia="en-GB"/>
+            </w:rPr>
+          </w:pPr>
+          <w:hyperlink w:anchor="_Toc225861030" w:history="1">
+            <w:r>
+              <w:rPr>
+                <w:rStyle w:val="Hyperlink"/>
+                <w:noProof/>
+              </w:rPr>
+              <w:t>5.11 Developer Extensibility</w:t>
+            </w:r>
+            <w:r>
+              <w:rPr>
+                <w:noProof/>
+                <w:webHidden/>
+              </w:rPr>
+              <w:tab/>
+            </w:r>
+            <w:r>
+              <w:rPr>
+                <w:noProof/>
+                <w:webHidden/>
+              </w:rPr>
+              <w:fldChar w:fldCharType="begin"/>
+            </w:r>
+            <w:r>
+              <w:rPr>
+                <w:noProof/>
+                <w:webHidden/>
+              </w:rPr>
+              <w:instrText xml:space="preserve"> PAGEREF _Toc225861030 \h </w:instrText>
+            </w:r>
+            <w:r>
+              <w:rPr>
+                <w:noProof/>
+                <w:webHidden/>
+              </w:rPr>
+            </w:r>
+            <w:r>
+              <w:rPr>
+                <w:noProof/>
+                <w:webHidden/>
+              </w:rPr>
+              <w:fldChar w:fldCharType="separate"/>
+            </w:r>
+            <w:r>
+              <w:rPr>
+                <w:noProof/>
+                <w:webHidden/>
+              </w:rPr>
+              <w:t>5</w:t>
             </w:r>
             <w:r>
               <w:rPr>
@@ -1106,7 +1316,7 @@
               <w:lang w:eastAsia="en-GB"/>
             </w:rPr>
           </w:pPr>
-          <w:hyperlink w:anchor="_Toc225476656" w:history="1">
+          <w:hyperlink w:anchor="_Toc225861031" w:history="1">
             <w:r>
               <w:rPr>
                 <w:rStyle w:val="Hyperlink"/>
@@ -1133,7 +1343,7 @@
                 <w:noProof/>
                 <w:webHidden/>
               </w:rPr>
-              <w:instrText xml:space="preserve"> PAGEREF _Toc225476656 \h </w:instrText>
+              <w:instrText xml:space="preserve"> PAGEREF _Toc225861031 \h </w:instrText>
             </w:r>
             <w:r>
               <w:rPr>
@@ -1153,7 +1363,7 @@
                 <w:noProof/>
                 <w:webHidden/>
               </w:rPr>
-              <w:t>4</w:t>
+              <w:t>5</w:t>
             </w:r>
             <w:r>
               <w:rPr>
@@ -1176,7 +1386,7 @@
               <w:lang w:eastAsia="en-GB"/>
             </w:rPr>
           </w:pPr>
-          <w:hyperlink w:anchor="_Toc225476657" w:history="1">
+          <w:hyperlink w:anchor="_Toc225861032" w:history="1">
             <w:r>
               <w:rPr>
                 <w:rStyle w:val="Hyperlink"/>
@@ -1203,7 +1413,7 @@
                 <w:noProof/>
                 <w:webHidden/>
               </w:rPr>
-              <w:instrText xml:space="preserve"> PAGEREF _Toc225476657 \h </w:instrText>
+              <w:instrText xml:space="preserve"> PAGEREF _Toc225861032 \h </w:instrText>
             </w:r>
             <w:r>
               <w:rPr>
@@ -1223,7 +1433,7 @@
                 <w:noProof/>
                 <w:webHidden/>
               </w:rPr>
-              <w:t>4</w:t>
+              <w:t>5</w:t>
             </w:r>
             <w:r>
               <w:rPr>
@@ -1246,7 +1456,7 @@
               <w:lang w:eastAsia="en-GB"/>
             </w:rPr>
           </w:pPr>
-          <w:hyperlink w:anchor="_Toc225476658" w:history="1">
+          <w:hyperlink w:anchor="_Toc225861033" w:history="1">
             <w:r>
               <w:rPr>
                 <w:rStyle w:val="Hyperlink"/>
@@ -1273,7 +1483,7 @@
                 <w:noProof/>
                 <w:webHidden/>
               </w:rPr>
-              <w:instrText xml:space="preserve"> PAGEREF _Toc225476658 \h </w:instrText>
+              <w:instrText xml:space="preserve"> PAGEREF _Toc225861033 \h </w:instrText>
             </w:r>
             <w:r>
               <w:rPr>
@@ -1293,7 +1503,7 @@
                 <w:noProof/>
                 <w:webHidden/>
               </w:rPr>
-              <w:t>4</w:t>
+              <w:t>5</w:t>
             </w:r>
             <w:r>
               <w:rPr>
@@ -1316,7 +1526,7 @@
               <w:lang w:eastAsia="en-GB"/>
             </w:rPr>
           </w:pPr>
-          <w:hyperlink w:anchor="_Toc225476659" w:history="1">
+          <w:hyperlink w:anchor="_Toc225861034" w:history="1">
             <w:r>
               <w:rPr>
                 <w:rStyle w:val="Hyperlink"/>
@@ -1343,7 +1553,7 @@
                 <w:noProof/>
                 <w:webHidden/>
               </w:rPr>
-              <w:instrText xml:space="preserve"> PAGEREF _Toc225476659 \h </w:instrText>
+              <w:instrText xml:space="preserve"> PAGEREF _Toc225861034 \h </w:instrText>
             </w:r>
             <w:r>
               <w:rPr>
@@ -1386,13 +1596,13 @@
               <w:lang w:eastAsia="en-GB"/>
             </w:rPr>
           </w:pPr>
-          <w:hyperlink w:anchor="_Toc225476660" w:history="1">
+          <w:hyperlink w:anchor="_Toc225861035" w:history="1">
             <w:r>
               <w:rPr>
                 <w:rStyle w:val="Hyperlink"/>
                 <w:noProof/>
               </w:rPr>
-              <w:t>7.3 Performance Limitations</w:t>
+              <w:t>7.3 Performance on Larger XML Files</w:t>
             </w:r>
             <w:r>
               <w:rPr>
@@ -1413,7 +1623,7 @@
                 <w:noProof/>
                 <w:webHidden/>
               </w:rPr>
-              <w:instrText xml:space="preserve"> PAGEREF _Toc225476660 \h </w:instrText>
+              <w:instrText xml:space="preserve"> PAGEREF _Toc225861035 \h </w:instrText>
             </w:r>
             <w:r>
               <w:rPr>
@@ -1433,7 +1643,7 @@
                 <w:noProof/>
                 <w:webHidden/>
               </w:rPr>
-              <w:t>5</w:t>
+              <w:t>6</w:t>
             </w:r>
             <w:r>
               <w:rPr>
@@ -1456,13 +1666,13 @@
               <w:lang w:eastAsia="en-GB"/>
             </w:rPr>
           </w:pPr>
-          <w:hyperlink w:anchor="_Toc225476661" w:history="1">
+          <w:hyperlink w:anchor="_Toc225861036" w:history="1">
             <w:r>
               <w:rPr>
                 <w:rStyle w:val="Hyperlink"/>
                 <w:noProof/>
               </w:rPr>
-              <w:t>7.4 Multi-Window Scroll Behaviour</w:t>
+              <w:t>7.4 Multi-Window Interaction</w:t>
             </w:r>
             <w:r>
               <w:rPr>
@@ -1483,7 +1693,7 @@
                 <w:noProof/>
                 <w:webHidden/>
               </w:rPr>
-              <w:instrText xml:space="preserve"> PAGEREF _Toc225476661 \h </w:instrText>
+              <w:instrText xml:space="preserve"> PAGEREF _Toc225861036 \h </w:instrText>
             </w:r>
             <w:r>
               <w:rPr>
@@ -1503,7 +1713,7 @@
                 <w:noProof/>
                 <w:webHidden/>
               </w:rPr>
-              <w:t>5</w:t>
+              <w:t>6</w:t>
             </w:r>
             <w:r>
               <w:rPr>
@@ -1526,13 +1736,13 @@
               <w:lang w:eastAsia="en-GB"/>
             </w:rPr>
           </w:pPr>
-          <w:hyperlink w:anchor="_Toc225476662" w:history="1">
+          <w:hyperlink w:anchor="_Toc225861037" w:history="1">
             <w:r>
               <w:rPr>
                 <w:rStyle w:val="Hyperlink"/>
                 <w:noProof/>
               </w:rPr>
-              <w:t>7.5 Bulk Editing Efficiency</w:t>
+              <w:t>7.5 Safer Bulk Editing</w:t>
             </w:r>
             <w:r>
               <w:rPr>
@@ -1553,7 +1763,7 @@
                 <w:noProof/>
                 <w:webHidden/>
               </w:rPr>
-              <w:instrText xml:space="preserve"> PAGEREF _Toc225476662 \h </w:instrText>
+              <w:instrText xml:space="preserve"> PAGEREF _Toc225861037 \h </w:instrText>
             </w:r>
             <w:r>
               <w:rPr>
@@ -1573,7 +1783,7 @@
                 <w:noProof/>
                 <w:webHidden/>
               </w:rPr>
-              <w:t>5</w:t>
+              <w:t>6</w:t>
             </w:r>
             <w:r>
               <w:rPr>
@@ -1596,13 +1806,13 @@
               <w:lang w:eastAsia="en-GB"/>
             </w:rPr>
           </w:pPr>
-          <w:hyperlink w:anchor="_Toc225476663" w:history="1">
+          <w:hyperlink w:anchor="_Toc225861038" w:history="1">
             <w:r>
               <w:rPr>
                 <w:rStyle w:val="Hyperlink"/>
                 <w:noProof/>
               </w:rPr>
-              <w:t>7.6 Risk of Incorrect Changes</w:t>
+              <w:t>7.6 Formatting-Sensitive XML Values</w:t>
             </w:r>
             <w:r>
               <w:rPr>
@@ -1623,7 +1833,7 @@
                 <w:noProof/>
                 <w:webHidden/>
               </w:rPr>
-              <w:instrText xml:space="preserve"> PAGEREF _Toc225476663 \h </w:instrText>
+              <w:instrText xml:space="preserve"> PAGEREF _Toc225861038 \h </w:instrText>
             </w:r>
             <w:r>
               <w:rPr>
@@ -1666,13 +1876,13 @@
               <w:lang w:eastAsia="en-GB"/>
             </w:rPr>
           </w:pPr>
-          <w:hyperlink w:anchor="_Toc225476664" w:history="1">
+          <w:hyperlink w:anchor="_Toc225861039" w:history="1">
             <w:r>
               <w:rPr>
                 <w:rStyle w:val="Hyperlink"/>
                 <w:noProof/>
               </w:rPr>
-              <w:t>7.7 Data Type Handling</w:t>
+              <w:t>7.7 Extensibility Without Breaking the Core Editor</w:t>
             </w:r>
             <w:r>
               <w:rPr>
@@ -1693,7 +1903,77 @@
                 <w:noProof/>
                 <w:webHidden/>
               </w:rPr>
-              <w:instrText xml:space="preserve"> PAGEREF _Toc225476664 \h </w:instrText>
+              <w:instrText xml:space="preserve"> PAGEREF _Toc225861039 \h </w:instrText>
+            </w:r>
+            <w:r>
+              <w:rPr>
+                <w:noProof/>
+                <w:webHidden/>
+              </w:rPr>
+            </w:r>
+            <w:r>
+              <w:rPr>
+                <w:noProof/>
+                <w:webHidden/>
+              </w:rPr>
+              <w:fldChar w:fldCharType="separate"/>
+            </w:r>
+            <w:r>
+              <w:rPr>
+                <w:noProof/>
+                <w:webHidden/>
+              </w:rPr>
+              <w:t>6</w:t>
+            </w:r>
+            <w:r>
+              <w:rPr>
+                <w:noProof/>
+                <w:webHidden/>
+              </w:rPr>
+              <w:fldChar w:fldCharType="end"/>
+            </w:r>
+          </w:hyperlink>
+        </w:p>
+        <w:p>
+          <w:pPr>
+            <w:pStyle w:val="TOC2"/>
+            <w:tabs>
+              <w:tab w:val="right" w:leader="dot" w:pos="9016"/>
+            </w:tabs>
+            <w:rPr>
+              <w:rFonts w:eastAsiaTheme="minorEastAsia"/>
+              <w:noProof/>
+              <w:lang w:eastAsia="en-GB"/>
+            </w:rPr>
+          </w:pPr>
+          <w:hyperlink w:anchor="_Toc225861040" w:history="1">
+            <w:r>
+              <w:rPr>
+                <w:rStyle w:val="Hyperlink"/>
+                <w:noProof/>
+              </w:rPr>
+              <w:t>7.8 Comparing Multiple XML Files</w:t>
+            </w:r>
+            <w:r>
+              <w:rPr>
+                <w:noProof/>
+                <w:webHidden/>
+              </w:rPr>
+              <w:tab/>
+            </w:r>
+            <w:r>
+              <w:rPr>
+                <w:noProof/>
+                <w:webHidden/>
+              </w:rPr>
+              <w:fldChar w:fldCharType="begin"/>
+            </w:r>
+            <w:r>
+              <w:rPr>
+                <w:noProof/>
+                <w:webHidden/>
+              </w:rPr>
+              <w:instrText xml:space="preserve"> PAGEREF _Toc225861040 \h </w:instrText>
             </w:r>
             <w:r>
               <w:rPr>
@@ -1736,7 +2016,7 @@
               <w:lang w:eastAsia="en-GB"/>
             </w:rPr>
           </w:pPr>
-          <w:hyperlink w:anchor="_Toc225476665" w:history="1">
+          <w:hyperlink w:anchor="_Toc225861041" w:history="1">
             <w:r>
               <w:rPr>
                 <w:rStyle w:val="Hyperlink"/>
@@ -1763,7 +2043,7 @@
                 <w:noProof/>
                 <w:webHidden/>
               </w:rPr>
-              <w:instrText xml:space="preserve"> PAGEREF _Toc225476665 \h </w:instrText>
+              <w:instrText xml:space="preserve"> PAGEREF _Toc225861041 \h </w:instrText>
             </w:r>
             <w:r>
               <w:rPr>
@@ -1784,6 +2064,286 @@
                 <w:webHidden/>
               </w:rPr>
               <w:t>6</w:t>
+            </w:r>
+            <w:r>
+              <w:rPr>
+                <w:noProof/>
+                <w:webHidden/>
+              </w:rPr>
+              <w:fldChar w:fldCharType="end"/>
+            </w:r>
+          </w:hyperlink>
+        </w:p>
+        <w:p>
+          <w:pPr>
+            <w:pStyle w:val="TOC2"/>
+            <w:tabs>
+              <w:tab w:val="right" w:leader="dot" w:pos="9016"/>
+            </w:tabs>
+            <w:rPr>
+              <w:rFonts w:eastAsiaTheme="minorEastAsia"/>
+              <w:noProof/>
+              <w:lang w:eastAsia="en-GB"/>
+            </w:rPr>
+          </w:pPr>
+          <w:hyperlink w:anchor="_Toc225861042" w:history="1">
+            <w:r>
+              <w:rPr>
+                <w:rStyle w:val="Hyperlink"/>
+                <w:noProof/>
+              </w:rPr>
+              <w:t>8.1 Main XML Editing Flow</w:t>
+            </w:r>
+            <w:r>
+              <w:rPr>
+                <w:noProof/>
+                <w:webHidden/>
+              </w:rPr>
+              <w:tab/>
+            </w:r>
+            <w:r>
+              <w:rPr>
+                <w:noProof/>
+                <w:webHidden/>
+              </w:rPr>
+              <w:fldChar w:fldCharType="begin"/>
+            </w:r>
+            <w:r>
+              <w:rPr>
+                <w:noProof/>
+                <w:webHidden/>
+              </w:rPr>
+              <w:instrText xml:space="preserve"> PAGEREF _Toc225861042 \h </w:instrText>
+            </w:r>
+            <w:r>
+              <w:rPr>
+                <w:noProof/>
+                <w:webHidden/>
+              </w:rPr>
+            </w:r>
+            <w:r>
+              <w:rPr>
+                <w:noProof/>
+                <w:webHidden/>
+              </w:rPr>
+              <w:fldChar w:fldCharType="separate"/>
+            </w:r>
+            <w:r>
+              <w:rPr>
+                <w:noProof/>
+                <w:webHidden/>
+              </w:rPr>
+              <w:t>6</w:t>
+            </w:r>
+            <w:r>
+              <w:rPr>
+                <w:noProof/>
+                <w:webHidden/>
+              </w:rPr>
+              <w:fldChar w:fldCharType="end"/>
+            </w:r>
+          </w:hyperlink>
+        </w:p>
+        <w:p>
+          <w:pPr>
+            <w:pStyle w:val="TOC2"/>
+            <w:tabs>
+              <w:tab w:val="right" w:leader="dot" w:pos="9016"/>
+            </w:tabs>
+            <w:rPr>
+              <w:rFonts w:eastAsiaTheme="minorEastAsia"/>
+              <w:noProof/>
+              <w:lang w:eastAsia="en-GB"/>
+            </w:rPr>
+          </w:pPr>
+          <w:hyperlink w:anchor="_Toc225861043" w:history="1">
+            <w:r>
+              <w:rPr>
+                <w:rStyle w:val="Hyperlink"/>
+                <w:noProof/>
+              </w:rPr>
+              <w:t>8.2 Automation Flow</w:t>
+            </w:r>
+            <w:r>
+              <w:rPr>
+                <w:noProof/>
+                <w:webHidden/>
+              </w:rPr>
+              <w:tab/>
+            </w:r>
+            <w:r>
+              <w:rPr>
+                <w:noProof/>
+                <w:webHidden/>
+              </w:rPr>
+              <w:fldChar w:fldCharType="begin"/>
+            </w:r>
+            <w:r>
+              <w:rPr>
+                <w:noProof/>
+                <w:webHidden/>
+              </w:rPr>
+              <w:instrText xml:space="preserve"> PAGEREF _Toc225861043 \h </w:instrText>
+            </w:r>
+            <w:r>
+              <w:rPr>
+                <w:noProof/>
+                <w:webHidden/>
+              </w:rPr>
+            </w:r>
+            <w:r>
+              <w:rPr>
+                <w:noProof/>
+                <w:webHidden/>
+              </w:rPr>
+              <w:fldChar w:fldCharType="separate"/>
+            </w:r>
+            <w:r>
+              <w:rPr>
+                <w:noProof/>
+                <w:webHidden/>
+              </w:rPr>
+              <w:t>6</w:t>
+            </w:r>
+            <w:r>
+              <w:rPr>
+                <w:noProof/>
+                <w:webHidden/>
+              </w:rPr>
+              <w:fldChar w:fldCharType="end"/>
+            </w:r>
+          </w:hyperlink>
+        </w:p>
+        <w:p>
+          <w:pPr>
+            <w:pStyle w:val="TOC2"/>
+            <w:tabs>
+              <w:tab w:val="right" w:leader="dot" w:pos="9016"/>
+            </w:tabs>
+            <w:rPr>
+              <w:rFonts w:eastAsiaTheme="minorEastAsia"/>
+              <w:noProof/>
+              <w:lang w:eastAsia="en-GB"/>
+            </w:rPr>
+          </w:pPr>
+          <w:hyperlink w:anchor="_Toc225861044" w:history="1">
+            <w:r>
+              <w:rPr>
+                <w:rStyle w:val="Hyperlink"/>
+                <w:noProof/>
+              </w:rPr>
+              <w:t>8.3 Generator Flow</w:t>
+            </w:r>
+            <w:r>
+              <w:rPr>
+                <w:noProof/>
+                <w:webHidden/>
+              </w:rPr>
+              <w:tab/>
+            </w:r>
+            <w:r>
+              <w:rPr>
+                <w:noProof/>
+                <w:webHidden/>
+              </w:rPr>
+              <w:fldChar w:fldCharType="begin"/>
+            </w:r>
+            <w:r>
+              <w:rPr>
+                <w:noProof/>
+                <w:webHidden/>
+              </w:rPr>
+              <w:instrText xml:space="preserve"> PAGEREF _Toc225861044 \h </w:instrText>
+            </w:r>
+            <w:r>
+              <w:rPr>
+                <w:noProof/>
+                <w:webHidden/>
+              </w:rPr>
+            </w:r>
+            <w:r>
+              <w:rPr>
+                <w:noProof/>
+                <w:webHidden/>
+              </w:rPr>
+              <w:fldChar w:fldCharType="separate"/>
+            </w:r>
+            <w:r>
+              <w:rPr>
+                <w:noProof/>
+                <w:webHidden/>
+              </w:rPr>
+              <w:t>7</w:t>
+            </w:r>
+            <w:r>
+              <w:rPr>
+                <w:noProof/>
+                <w:webHidden/>
+              </w:rPr>
+              <w:fldChar w:fldCharType="end"/>
+            </w:r>
+          </w:hyperlink>
+        </w:p>
+        <w:p>
+          <w:pPr>
+            <w:pStyle w:val="TOC2"/>
+            <w:tabs>
+              <w:tab w:val="right" w:leader="dot" w:pos="9016"/>
+            </w:tabs>
+            <w:rPr>
+              <w:rFonts w:eastAsiaTheme="minorEastAsia"/>
+              <w:noProof/>
+              <w:lang w:eastAsia="en-GB"/>
+            </w:rPr>
+          </w:pPr>
+          <w:hyperlink w:anchor="_Toc225861045" w:history="1">
+            <w:r>
+              <w:rPr>
+                <w:rStyle w:val="Hyperlink"/>
+                <w:noProof/>
+              </w:rPr>
+              <w:t>8.4 Comparison Flow</w:t>
+            </w:r>
+            <w:r>
+              <w:rPr>
+                <w:noProof/>
+                <w:webHidden/>
+              </w:rPr>
+              <w:tab/>
+            </w:r>
+            <w:r>
+              <w:rPr>
+                <w:noProof/>
+                <w:webHidden/>
+              </w:rPr>
+              <w:fldChar w:fldCharType="begin"/>
+            </w:r>
+            <w:r>
+              <w:rPr>
+                <w:noProof/>
+                <w:webHidden/>
+              </w:rPr>
+              <w:instrText xml:space="preserve"> PAGEREF _Toc225861045 \h </w:instrText>
+            </w:r>
+            <w:r>
+              <w:rPr>
+                <w:noProof/>
+                <w:webHidden/>
+              </w:rPr>
+            </w:r>
+            <w:r>
+              <w:rPr>
+                <w:noProof/>
+                <w:webHidden/>
+              </w:rPr>
+              <w:fldChar w:fldCharType="separate"/>
+            </w:r>
+            <w:r>
+              <w:rPr>
+                <w:noProof/>
+                <w:webHidden/>
+              </w:rPr>
+              <w:t>7</w:t>
             </w:r>
             <w:r>
               <w:rPr>
@@ -1806,7 +2366,7 @@
               <w:lang w:eastAsia="en-GB"/>
             </w:rPr>
           </w:pPr>
-          <w:hyperlink w:anchor="_Toc225476666" w:history="1">
+          <w:hyperlink w:anchor="_Toc225861046" w:history="1">
             <w:r>
               <w:rPr>
                 <w:rStyle w:val="Hyperlink"/>
@@ -1833,7 +2393,7 @@
                 <w:noProof/>
                 <w:webHidden/>
               </w:rPr>
-              <w:instrText xml:space="preserve"> PAGEREF _Toc225476666 \h </w:instrText>
+              <w:instrText xml:space="preserve"> PAGEREF _Toc225861046 \h </w:instrText>
             </w:r>
             <w:r>
               <w:rPr>
@@ -1876,7 +2436,7 @@
               <w:lang w:eastAsia="en-GB"/>
             </w:rPr>
           </w:pPr>
-          <w:hyperlink w:anchor="_Toc225476667" w:history="1">
+          <w:hyperlink w:anchor="_Toc225861047" w:history="1">
             <w:r>
               <w:rPr>
                 <w:rStyle w:val="Hyperlink"/>
@@ -1903,7 +2463,147 @@
                 <w:noProof/>
                 <w:webHidden/>
               </w:rPr>
-              <w:instrText xml:space="preserve"> PAGEREF _Toc225476667 \h </w:instrText>
+              <w:instrText xml:space="preserve"> PAGEREF _Toc225861047 \h </w:instrText>
+            </w:r>
+            <w:r>
+              <w:rPr>
+                <w:noProof/>
+                <w:webHidden/>
+              </w:rPr>
+            </w:r>
+            <w:r>
+              <w:rPr>
+                <w:noProof/>
+                <w:webHidden/>
+              </w:rPr>
+              <w:fldChar w:fldCharType="separate"/>
+            </w:r>
+            <w:r>
+              <w:rPr>
+                <w:noProof/>
+                <w:webHidden/>
+              </w:rPr>
+              <w:t>7</w:t>
+            </w:r>
+            <w:r>
+              <w:rPr>
+                <w:noProof/>
+                <w:webHidden/>
+              </w:rPr>
+              <w:fldChar w:fldCharType="end"/>
+            </w:r>
+          </w:hyperlink>
+        </w:p>
+        <w:p>
+          <w:pPr>
+            <w:pStyle w:val="TOC2"/>
+            <w:tabs>
+              <w:tab w:val="right" w:leader="dot" w:pos="9016"/>
+            </w:tabs>
+            <w:rPr>
+              <w:rFonts w:eastAsiaTheme="minorEastAsia"/>
+              <w:noProof/>
+              <w:lang w:eastAsia="en-GB"/>
+            </w:rPr>
+          </w:pPr>
+          <w:hyperlink w:anchor="_Toc225861048" w:history="1">
+            <w:r>
+              <w:rPr>
+                <w:rStyle w:val="Hyperlink"/>
+                <w:noProof/>
+              </w:rPr>
+              <w:t>10.1 What Worked Well</w:t>
+            </w:r>
+            <w:r>
+              <w:rPr>
+                <w:noProof/>
+                <w:webHidden/>
+              </w:rPr>
+              <w:tab/>
+            </w:r>
+            <w:r>
+              <w:rPr>
+                <w:noProof/>
+                <w:webHidden/>
+              </w:rPr>
+              <w:fldChar w:fldCharType="begin"/>
+            </w:r>
+            <w:r>
+              <w:rPr>
+                <w:noProof/>
+                <w:webHidden/>
+              </w:rPr>
+              <w:instrText xml:space="preserve"> PAGEREF _Toc225861048 \h </w:instrText>
+            </w:r>
+            <w:r>
+              <w:rPr>
+                <w:noProof/>
+                <w:webHidden/>
+              </w:rPr>
+            </w:r>
+            <w:r>
+              <w:rPr>
+                <w:noProof/>
+                <w:webHidden/>
+              </w:rPr>
+              <w:fldChar w:fldCharType="separate"/>
+            </w:r>
+            <w:r>
+              <w:rPr>
+                <w:noProof/>
+                <w:webHidden/>
+              </w:rPr>
+              <w:t>7</w:t>
+            </w:r>
+            <w:r>
+              <w:rPr>
+                <w:noProof/>
+                <w:webHidden/>
+              </w:rPr>
+              <w:fldChar w:fldCharType="end"/>
+            </w:r>
+          </w:hyperlink>
+        </w:p>
+        <w:p>
+          <w:pPr>
+            <w:pStyle w:val="TOC2"/>
+            <w:tabs>
+              <w:tab w:val="right" w:leader="dot" w:pos="9016"/>
+            </w:tabs>
+            <w:rPr>
+              <w:rFonts w:eastAsiaTheme="minorEastAsia"/>
+              <w:noProof/>
+              <w:lang w:eastAsia="en-GB"/>
+            </w:rPr>
+          </w:pPr>
+          <w:hyperlink w:anchor="_Toc225861049" w:history="1">
+            <w:r>
+              <w:rPr>
+                <w:rStyle w:val="Hyperlink"/>
+                <w:noProof/>
+              </w:rPr>
+              <w:t>10.2 Challenges Encountered</w:t>
+            </w:r>
+            <w:r>
+              <w:rPr>
+                <w:noProof/>
+                <w:webHidden/>
+              </w:rPr>
+              <w:tab/>
+            </w:r>
+            <w:r>
+              <w:rPr>
+                <w:noProof/>
+                <w:webHidden/>
+              </w:rPr>
+              <w:fldChar w:fldCharType="begin"/>
+            </w:r>
+            <w:r>
+              <w:rPr>
+                <w:noProof/>
+                <w:webHidden/>
+              </w:rPr>
+              <w:instrText xml:space="preserve"> PAGEREF _Toc225861049 \h </w:instrText>
             </w:r>
             <w:r>
               <w:rPr>
@@ -1946,7 +2646,7 @@
               <w:lang w:eastAsia="en-GB"/>
             </w:rPr>
           </w:pPr>
-          <w:hyperlink w:anchor="_Toc225476668" w:history="1">
+          <w:hyperlink w:anchor="_Toc225861050" w:history="1">
             <w:r>
               <w:rPr>
                 <w:rStyle w:val="Hyperlink"/>
@@ -1973,7 +2673,7 @@
                 <w:noProof/>
                 <w:webHidden/>
               </w:rPr>
-              <w:instrText xml:space="preserve"> PAGEREF _Toc225476668 \h </w:instrText>
+              <w:instrText xml:space="preserve"> PAGEREF _Toc225861050 \h </w:instrText>
             </w:r>
             <w:r>
               <w:rPr>
@@ -1993,7 +2693,7 @@
                 <w:noProof/>
                 <w:webHidden/>
               </w:rPr>
-              <w:t>7</w:t>
+              <w:t>8</w:t>
             </w:r>
             <w:r>
               <w:rPr>
@@ -2016,7 +2716,7 @@
               <w:lang w:eastAsia="en-GB"/>
             </w:rPr>
           </w:pPr>
-          <w:hyperlink w:anchor="_Toc225476669" w:history="1">
+          <w:hyperlink w:anchor="_Toc225861051" w:history="1">
             <w:r>
               <w:rPr>
                 <w:rStyle w:val="Hyperlink"/>
@@ -2043,7 +2743,7 @@
                 <w:noProof/>
                 <w:webHidden/>
               </w:rPr>
-              <w:instrText xml:space="preserve"> PAGEREF _Toc225476669 \h </w:instrText>
+              <w:instrText xml:space="preserve"> PAGEREF _Toc225861051 \h </w:instrText>
             </w:r>
             <w:r>
               <w:rPr>
@@ -2091,7 +2791,7 @@
       <w:pPr>
         <w:pStyle w:val="Heading1"/>
       </w:pPr>
-      <w:bookmarkStart w:id="0" w:name="_Toc225476641"/>
+      <w:bookmarkStart w:id="0" w:name="_Toc225861013"/>
       <w:r>
         <w:t>XML Editor Tool</w:t>
       </w:r>
@@ -2101,7 +2801,7 @@
       <w:pPr>
         <w:pStyle w:val="Heading1"/>
       </w:pPr>
-      <w:bookmarkStart w:id="1" w:name="_Toc225476642"/>
+      <w:bookmarkStart w:id="1" w:name="_Toc225861014"/>
       <w:r>
         <w:t>Technical Case Study and Development Documentation</w:t>
       </w:r>
@@ -2111,14 +2811,13 @@
       <w:pPr>
         <w:pStyle w:val="Heading1"/>
       </w:pPr>
-      <w:bookmarkStart w:id="2" w:name="_Toc225476643"/>
+      <w:bookmarkStart w:id="2" w:name="_Toc225861015"/>
       <w:r>
         <w:t>1. Introduction</w:t>
       </w:r>
       <w:bookmarkEnd w:id="2"/>
     </w:p>
     <w:p>
-      <w:bookmarkStart w:id="3" w:name="_Toc225476644"/>
       <w:r>
         <w:t>XML Editor is a Python-based desktop application designed to reduce the effort and risk involved in editing complex XML documents. The original concept focused on rendering XML into a GUI so that values could be edited without manually navigating raw markup. Since then, the project has expanded into a broader XML tooling suite that now supports guided bulk updates, structured comparisons, generator-style XML creation, and extensible tool development.</w:t>
       </w:r>
@@ -2132,13 +2831,13 @@
       <w:pPr>
         <w:pStyle w:val="Heading1"/>
       </w:pPr>
+      <w:bookmarkStart w:id="3" w:name="_Toc225861016"/>
       <w:r>
         <w:t>2. Objective</w:t>
       </w:r>
       <w:bookmarkEnd w:id="3"/>
     </w:p>
     <w:p>
-      <w:bookmarkStart w:id="4" w:name="_Toc225476645"/>
       <w:r>
         <w:t>The primary objective of the project was to create a practical XML editing solution that improves usability, supports safer change workflows, and reduces the need to work directly in raw XML text.</w:t>
       </w:r>
@@ -2153,6 +2852,7 @@
         <w:ind w:left="360" w:hanging="360"/>
       </w:pPr>
       <w:r>
+        <w:lastRenderedPageBreak/>
         <w:t>Render arbitrary XML files into a usable graphical interface without requiring a predefined schema.</w:t>
       </w:r>
     </w:p>
@@ -2212,13 +2912,13 @@
       <w:pPr>
         <w:pStyle w:val="Heading1"/>
       </w:pPr>
+      <w:bookmarkStart w:id="4" w:name="_Toc225861017"/>
       <w:r>
         <w:t>3. Problem Statement</w:t>
       </w:r>
       <w:bookmarkEnd w:id="4"/>
     </w:p>
     <w:p>
-      <w:bookmarkStart w:id="5" w:name="_Toc225476646"/>
       <w:r>
         <w:t>Working with XML files in raw form presents several issues, particularly when files are deeply nested, repetitive, or operationally sensitive.</w:t>
       </w:r>
@@ -2273,7 +2973,6 @@
         <w:spacing w:after="60" w:line="269" w:lineRule="auto"/>
       </w:pPr>
       <w:r>
-        <w:lastRenderedPageBreak/>
         <w:t>Comparing multiple XML versions manually is inefficient, especially when trying to spot outliers or confirm consistency across a batch.</w:t>
       </w:r>
     </w:p>
@@ -2290,13 +2989,13 @@
       <w:pPr>
         <w:pStyle w:val="Heading1"/>
       </w:pPr>
+      <w:bookmarkStart w:id="5" w:name="_Toc225861018"/>
       <w:r>
         <w:t>4. Minimum Viable Product (MVP)</w:t>
       </w:r>
       <w:bookmarkEnd w:id="5"/>
     </w:p>
     <w:p>
-      <w:bookmarkStart w:id="6" w:name="_Toc225476647"/>
       <w:r>
         <w:t>The initial MVP focused on the simplest end-to-end editing workflow.</w:t>
       </w:r>
@@ -2346,13 +3045,13 @@
       <w:pPr>
         <w:pStyle w:val="Heading1"/>
       </w:pPr>
+      <w:bookmarkStart w:id="6" w:name="_Toc225861019"/>
       <w:r>
         <w:t>5. Final Solution</w:t>
       </w:r>
       <w:bookmarkEnd w:id="6"/>
     </w:p>
     <w:p>
-      <w:bookmarkStart w:id="7" w:name="_Toc225476656"/>
       <w:r>
         <w:t>The completed solution now goes well beyond the MVP and should be viewed as a modular XML tooling suite built around a central editor.</w:t>
       </w:r>
@@ -2361,9 +3060,11 @@
       <w:pPr>
         <w:pStyle w:val="Heading2"/>
       </w:pPr>
+      <w:bookmarkStart w:id="7" w:name="_Toc225861020"/>
       <w:r>
         <w:t>5.1 Dynamic XML Rendering</w:t>
       </w:r>
+      <w:bookmarkEnd w:id="7"/>
     </w:p>
     <w:p>
       <w:r>
@@ -2374,9 +3075,12 @@
       <w:pPr>
         <w:pStyle w:val="Heading2"/>
       </w:pPr>
-      <w:r>
+      <w:bookmarkStart w:id="8" w:name="_Toc225861021"/>
+      <w:r>
+        <w:lastRenderedPageBreak/>
         <w:t>5.2 Editable Interface</w:t>
       </w:r>
+      <w:bookmarkEnd w:id="8"/>
     </w:p>
     <w:p>
       <w:r>
@@ -2387,9 +3091,11 @@
       <w:pPr>
         <w:pStyle w:val="Heading2"/>
       </w:pPr>
+      <w:bookmarkStart w:id="9" w:name="_Toc225861022"/>
       <w:r>
         <w:t>5.3 Collapsible Sections and Search</w:t>
       </w:r>
+      <w:bookmarkEnd w:id="9"/>
     </w:p>
     <w:p>
       <w:r>
@@ -2408,9 +3114,11 @@
       <w:pPr>
         <w:pStyle w:val="Heading2"/>
       </w:pPr>
+      <w:bookmarkStart w:id="10" w:name="_Toc225861023"/>
       <w:r>
         <w:t>5.4 JSON-Based Automation</w:t>
       </w:r>
+      <w:bookmarkEnd w:id="10"/>
     </w:p>
     <w:p>
       <w:r>
@@ -2421,88 +3129,102 @@
       <w:pPr>
         <w:pStyle w:val="Heading2"/>
       </w:pPr>
+      <w:bookmarkStart w:id="11" w:name="_Toc225861024"/>
+      <w:r>
+        <w:t>5.5 Diff Preview and Safer Change Application</w:t>
+      </w:r>
+      <w:bookmarkEnd w:id="11"/>
+    </w:p>
+    <w:p>
+      <w:r>
+        <w:t>Before automated replacements are applied, the application produces a preview of the proposed differences. This provides a validation step that reduces the risk of unintended modifications.</w:t>
+      </w:r>
+    </w:p>
+    <w:p>
+      <w:pPr>
+        <w:pStyle w:val="Heading2"/>
+      </w:pPr>
+      <w:bookmarkStart w:id="12" w:name="_Toc225861025"/>
+      <w:r>
+        <w:t>5.6 Cross-Window Interaction</w:t>
+      </w:r>
+      <w:bookmarkEnd w:id="12"/>
+    </w:p>
+    <w:p>
+      <w:r>
+        <w:t>The main editor and JSON Editor share selection context. A user can select an XML value in the main editor and then push the path or current value into a JSON replacement row, reducing manual path entry.</w:t>
+      </w:r>
+    </w:p>
+    <w:p>
+      <w:pPr>
+        <w:pStyle w:val="Heading2"/>
+      </w:pPr>
+      <w:bookmarkStart w:id="13" w:name="_Toc225861026"/>
+      <w:r>
+        <w:t>5.7 Tools System and Modular Expansion</w:t>
+      </w:r>
+      <w:bookmarkEnd w:id="13"/>
+    </w:p>
+    <w:p>
+      <w:r>
+        <w:t>The application now includes a Tools menu and a modular tool architecture. New tools can be implemented as separate modules and launched independently of the core editor, making the project easier to scale and maintain.</w:t>
+      </w:r>
+    </w:p>
+    <w:p>
+      <w:pPr>
+        <w:pStyle w:val="Heading2"/>
+      </w:pPr>
+      <w:bookmarkStart w:id="14" w:name="_Toc225861027"/>
+      <w:r>
+        <w:t>5.8 Standard XML Comparison</w:t>
+      </w:r>
+      <w:bookmarkEnd w:id="14"/>
+    </w:p>
+    <w:p>
+      <w:r>
+        <w:t>The two-file comparison tool supports direct side-by-side analysis of XML structures and values. It also includes heuristic mapping so likely equivalent nodes can still be compared when structures differ.</w:t>
+      </w:r>
+    </w:p>
+    <w:p>
+      <w:pPr>
+        <w:pStyle w:val="Heading2"/>
+      </w:pPr>
+      <w:bookmarkStart w:id="15" w:name="_Toc225861028"/>
+      <w:r>
+        <w:t>5.9 XML Multi-Compare</w:t>
+      </w:r>
+      <w:bookmarkEnd w:id="15"/>
+    </w:p>
+    <w:p>
+      <w:r>
+        <w:t>A dedicated batch comparison tool supports loading multiple XML files into a single session, comparing them either across the group or against a chosen baseline. Summary views and CSV export make it useful for spotting outliers and validating generated batches.</w:t>
+      </w:r>
+    </w:p>
+    <w:p>
+      <w:pPr>
+        <w:pStyle w:val="Heading2"/>
+      </w:pPr>
+      <w:bookmarkStart w:id="16" w:name="_Toc225861029"/>
       <w:r>
         <w:lastRenderedPageBreak/>
-        <w:t>5.5 Diff Preview and Safer Change Application</w:t>
-      </w:r>
-    </w:p>
-    <w:p>
-      <w:r>
-        <w:t>Before automated replacements are applied, the application produces a preview of the proposed differences. This provides a validation step that reduces the risk of unintended modifications.</w:t>
+        <w:t>5.10 XML Generator</w:t>
+      </w:r>
+      <w:bookmarkEnd w:id="16"/>
+    </w:p>
+    <w:p>
+      <w:r>
+        <w:t>The XML Generator can take an existing XML file and turn it into a reusable generator definition. The generator stores an XML snapshot and editable fields so new XML outputs can be produced later while preserving original formatting-sensitive values unless explicit type conversion is chosen.</w:t>
       </w:r>
     </w:p>
     <w:p>
       <w:pPr>
         <w:pStyle w:val="Heading2"/>
       </w:pPr>
-      <w:r>
-        <w:t>5.6 Cross-Window Interaction</w:t>
-      </w:r>
-    </w:p>
-    <w:p>
-      <w:r>
-        <w:t>The main editor and JSON Editor share selection context. A user can select an XML value in the main editor and then push the path or current value into a JSON replacement row, reducing manual path entry.</w:t>
-      </w:r>
-    </w:p>
-    <w:p>
-      <w:pPr>
-        <w:pStyle w:val="Heading2"/>
-      </w:pPr>
-      <w:r>
-        <w:t>5.7 Tools System and Modular Expansion</w:t>
-      </w:r>
-    </w:p>
-    <w:p>
-      <w:r>
-        <w:t>The application now includes a Tools menu and a modular tool architecture. New tools can be implemented as separate modules and launched independently of the core editor, making the project easier to scale and maintain.</w:t>
-      </w:r>
-    </w:p>
-    <w:p>
-      <w:pPr>
-        <w:pStyle w:val="Heading2"/>
-      </w:pPr>
-      <w:r>
-        <w:t>5.8 Standard XML Comparison</w:t>
-      </w:r>
-    </w:p>
-    <w:p>
-      <w:r>
-        <w:t>The two-file comparison tool supports direct side-by-side analysis of XML structures and values. It also includes heuristic mapping so likely equivalent nodes can still be compared when structures differ.</w:t>
-      </w:r>
-    </w:p>
-    <w:p>
-      <w:pPr>
-        <w:pStyle w:val="Heading2"/>
-      </w:pPr>
-      <w:r>
-        <w:t>5.9 XML Multi-Compare</w:t>
-      </w:r>
-    </w:p>
-    <w:p>
-      <w:r>
-        <w:t>A dedicated batch comparison tool supports loading multiple XML files into a single session, comparing them either across the group or against a chosen baseline. Summary views and CSV export make it useful for spotting outliers and validating generated batches.</w:t>
-      </w:r>
-    </w:p>
-    <w:p>
-      <w:pPr>
-        <w:pStyle w:val="Heading2"/>
-      </w:pPr>
-      <w:r>
-        <w:t>5.10 XML Generator</w:t>
-      </w:r>
-    </w:p>
-    <w:p>
-      <w:r>
-        <w:t>The XML Generator can take an existing XML file and turn it into a reusable generator definition. The generator stores an XML snapshot and editable fields so new XML outputs can be produced later while preserving original formatting-sensitive values unless explicit type conversion is chosen.</w:t>
-      </w:r>
-    </w:p>
-    <w:p>
-      <w:pPr>
-        <w:pStyle w:val="Heading2"/>
-      </w:pPr>
+      <w:bookmarkStart w:id="17" w:name="_Toc225861030"/>
       <w:r>
         <w:t>5.11 Developer Extensibility</w:t>
       </w:r>
+      <w:bookmarkEnd w:id="17"/>
     </w:p>
     <w:p>
       <w:r>
@@ -2513,14 +3235,13 @@
       <w:pPr>
         <w:pStyle w:val="Heading1"/>
       </w:pPr>
-      <w:r>
-        <w:lastRenderedPageBreak/>
+      <w:bookmarkStart w:id="18" w:name="_Toc225861031"/>
+      <w:r>
         <w:t>6. System Architecture</w:t>
       </w:r>
-      <w:bookmarkEnd w:id="7"/>
-    </w:p>
-    <w:p>
-      <w:bookmarkStart w:id="8" w:name="_Toc225476657"/>
+      <w:bookmarkEnd w:id="18"/>
+    </w:p>
+    <w:p>
       <w:r>
         <w:t>The architecture is modular, with the main editor retaining responsibility for core XML editing and shared state while specialist functions are moved into separate tool modules.</w:t>
       </w:r>
@@ -2614,19 +3335,21 @@
       <w:pPr>
         <w:pStyle w:val="Heading1"/>
       </w:pPr>
+      <w:bookmarkStart w:id="19" w:name="_Toc225861032"/>
       <w:r>
         <w:t>7. Development Challenges and Solutions</w:t>
       </w:r>
-      <w:bookmarkEnd w:id="8"/>
+      <w:bookmarkEnd w:id="19"/>
     </w:p>
     <w:p>
       <w:pPr>
         <w:pStyle w:val="Heading2"/>
       </w:pPr>
-      <w:bookmarkStart w:id="9" w:name="_Toc225476665"/>
+      <w:bookmarkStart w:id="20" w:name="_Toc225861033"/>
       <w:r>
         <w:t>7.1 Handling Arbitrary XML Structures</w:t>
       </w:r>
+      <w:bookmarkEnd w:id="20"/>
     </w:p>
     <w:p>
       <w:r>
@@ -2637,9 +3360,11 @@
       <w:pPr>
         <w:pStyle w:val="Heading2"/>
       </w:pPr>
+      <w:bookmarkStart w:id="21" w:name="_Toc225861034"/>
       <w:r>
         <w:t>7.2 Managing UI Complexity</w:t>
       </w:r>
+      <w:bookmarkEnd w:id="21"/>
     </w:p>
     <w:p>
       <w:r>
@@ -2650,9 +3375,12 @@
       <w:pPr>
         <w:pStyle w:val="Heading2"/>
       </w:pPr>
-      <w:r>
+      <w:bookmarkStart w:id="22" w:name="_Toc225861035"/>
+      <w:r>
+        <w:lastRenderedPageBreak/>
         <w:t>7.3 Performance on Larger XML Files</w:t>
       </w:r>
+      <w:bookmarkEnd w:id="22"/>
     </w:p>
     <w:p>
       <w:r>
@@ -2663,9 +3391,11 @@
       <w:pPr>
         <w:pStyle w:val="Heading2"/>
       </w:pPr>
+      <w:bookmarkStart w:id="23" w:name="_Toc225861036"/>
       <w:r>
         <w:t>7.4 Multi-Window Interaction</w:t>
       </w:r>
+      <w:bookmarkEnd w:id="23"/>
     </w:p>
     <w:p>
       <w:r>
@@ -2676,9 +3406,11 @@
       <w:pPr>
         <w:pStyle w:val="Heading2"/>
       </w:pPr>
+      <w:bookmarkStart w:id="24" w:name="_Toc225861037"/>
       <w:r>
         <w:t>7.5 Safer Bulk Editing</w:t>
       </w:r>
+      <w:bookmarkEnd w:id="24"/>
     </w:p>
     <w:p>
       <w:r>
@@ -2689,10 +3421,11 @@
       <w:pPr>
         <w:pStyle w:val="Heading2"/>
       </w:pPr>
-      <w:r>
-        <w:lastRenderedPageBreak/>
+      <w:bookmarkStart w:id="25" w:name="_Toc225861038"/>
+      <w:r>
         <w:t>7.6 Formatting-Sensitive XML Values</w:t>
       </w:r>
+      <w:bookmarkEnd w:id="25"/>
     </w:p>
     <w:p>
       <w:r>
@@ -2703,9 +3436,11 @@
       <w:pPr>
         <w:pStyle w:val="Heading2"/>
       </w:pPr>
+      <w:bookmarkStart w:id="26" w:name="_Toc225861039"/>
       <w:r>
         <w:t>7.7 Extensibility Without Breaking the Core Editor</w:t>
       </w:r>
+      <w:bookmarkEnd w:id="26"/>
     </w:p>
     <w:p>
       <w:r>
@@ -2716,9 +3451,11 @@
       <w:pPr>
         <w:pStyle w:val="Heading2"/>
       </w:pPr>
+      <w:bookmarkStart w:id="27" w:name="_Toc225861040"/>
       <w:r>
         <w:t>7.8 Comparing Multiple XML Files</w:t>
       </w:r>
+      <w:bookmarkEnd w:id="27"/>
     </w:p>
     <w:p>
       <w:r>
@@ -2729,19 +3466,21 @@
       <w:pPr>
         <w:pStyle w:val="Heading1"/>
       </w:pPr>
+      <w:bookmarkStart w:id="28" w:name="_Toc225861041"/>
       <w:r>
         <w:t>8. Data Flow</w:t>
       </w:r>
-      <w:bookmarkEnd w:id="9"/>
+      <w:bookmarkEnd w:id="28"/>
     </w:p>
     <w:p>
       <w:pPr>
         <w:pStyle w:val="Heading2"/>
       </w:pPr>
-      <w:bookmarkStart w:id="10" w:name="_Toc225476666"/>
+      <w:bookmarkStart w:id="29" w:name="_Toc225861042"/>
       <w:r>
         <w:t>8.1 Main XML Editing Flow</w:t>
       </w:r>
+      <w:bookmarkEnd w:id="29"/>
     </w:p>
     <w:p>
       <w:pPr>
@@ -2809,9 +3548,11 @@
       <w:pPr>
         <w:pStyle w:val="Heading2"/>
       </w:pPr>
+      <w:bookmarkStart w:id="30" w:name="_Toc225861043"/>
       <w:r>
         <w:t>8.2 Automation Flow</w:t>
       </w:r>
+      <w:bookmarkEnd w:id="30"/>
     </w:p>
     <w:p>
       <w:pPr>
@@ -2828,6 +3569,7 @@
         <w:spacing w:after="60" w:line="269" w:lineRule="auto"/>
       </w:pPr>
       <w:r>
+        <w:lastRenderedPageBreak/>
         <w:t>Define replacement rules using XML paths and optional attributes.</w:t>
       </w:r>
     </w:p>
@@ -2862,9 +3604,11 @@
       <w:pPr>
         <w:pStyle w:val="Heading2"/>
       </w:pPr>
+      <w:bookmarkStart w:id="31" w:name="_Toc225861044"/>
       <w:r>
         <w:t>8.3 Generator Flow</w:t>
       </w:r>
+      <w:bookmarkEnd w:id="31"/>
     </w:p>
     <w:p>
       <w:pPr>
@@ -2915,9 +3659,11 @@
       <w:pPr>
         <w:pStyle w:val="Heading2"/>
       </w:pPr>
+      <w:bookmarkStart w:id="32" w:name="_Toc225861045"/>
       <w:r>
         <w:t>8.4 Comparison Flow</w:t>
       </w:r>
+      <w:bookmarkEnd w:id="32"/>
     </w:p>
     <w:p>
       <w:pPr>
@@ -2930,7 +3676,6 @@
     </w:p>
     <w:p>
       <w:r>
-        <w:lastRenderedPageBreak/>
         <w:t>Load multiple XML files into XML Multi-</w:t>
       </w:r>
       <w:proofErr w:type="gramStart"/>
@@ -2946,17 +3691,17 @@
       <w:pPr>
         <w:pStyle w:val="Heading1"/>
       </w:pPr>
+      <w:bookmarkStart w:id="33" w:name="_Toc225861046"/>
       <w:r>
         <w:t>9. Benefits of the Solution</w:t>
       </w:r>
-      <w:bookmarkEnd w:id="10"/>
+      <w:bookmarkEnd w:id="33"/>
     </w:p>
     <w:p>
       <w:pPr>
         <w:pStyle w:val="ListBullet"/>
         <w:spacing w:after="60" w:line="269" w:lineRule="auto"/>
       </w:pPr>
-      <w:bookmarkStart w:id="11" w:name="_Toc225476667"/>
       <w:r>
         <w:t>Improved readability of XML data through structured visual rendering.</w:t>
       </w:r>
@@ -3025,19 +3770,21 @@
       <w:pPr>
         <w:pStyle w:val="Heading1"/>
       </w:pPr>
+      <w:bookmarkStart w:id="34" w:name="_Toc225861047"/>
       <w:r>
         <w:t>10. Reflection</w:t>
       </w:r>
-      <w:bookmarkEnd w:id="11"/>
+      <w:bookmarkEnd w:id="34"/>
     </w:p>
     <w:p>
       <w:pPr>
         <w:pStyle w:val="Heading2"/>
       </w:pPr>
-      <w:bookmarkStart w:id="12" w:name="_Toc225476668"/>
+      <w:bookmarkStart w:id="35" w:name="_Toc225861048"/>
       <w:r>
         <w:t>10.1 What Worked Well</w:t>
       </w:r>
+      <w:bookmarkEnd w:id="35"/>
     </w:p>
     <w:p>
       <w:pPr>
@@ -3079,9 +3826,11 @@
       <w:pPr>
         <w:pStyle w:val="Heading2"/>
       </w:pPr>
+      <w:bookmarkStart w:id="36" w:name="_Toc225861049"/>
       <w:r>
         <w:t>10.2 Challenges Encountered</w:t>
       </w:r>
+      <w:bookmarkEnd w:id="36"/>
     </w:p>
     <w:p>
       <w:pPr>
@@ -3116,6 +3865,7 @@
         <w:spacing w:after="60" w:line="269" w:lineRule="auto"/>
       </w:pPr>
       <w:r>
+        <w:lastRenderedPageBreak/>
         <w:t>Designing comparison workflows that remain readable when moving from two files to many files.</w:t>
       </w:r>
     </w:p>
@@ -3123,17 +3873,17 @@
       <w:pPr>
         <w:pStyle w:val="Heading1"/>
       </w:pPr>
+      <w:bookmarkStart w:id="37" w:name="_Toc225861050"/>
       <w:r>
         <w:t>11. Future Improvements</w:t>
       </w:r>
-      <w:bookmarkEnd w:id="12"/>
+      <w:bookmarkEnd w:id="37"/>
     </w:p>
     <w:p>
       <w:pPr>
         <w:pStyle w:val="ListBullet"/>
         <w:spacing w:after="60" w:line="269" w:lineRule="auto"/>
       </w:pPr>
-      <w:bookmarkStart w:id="13" w:name="_Toc225476669"/>
       <w:r>
         <w:t>Further refine heuristic mapping, especially in more complex repeated or structurally shifted XML scenarios.</w:t>
       </w:r>
@@ -3187,11 +3937,11 @@
       <w:pPr>
         <w:pStyle w:val="Heading1"/>
       </w:pPr>
-      <w:r>
-        <w:lastRenderedPageBreak/>
+      <w:bookmarkStart w:id="38" w:name="_Toc225861051"/>
+      <w:r>
         <w:t>12. Conclusion</w:t>
       </w:r>
-      <w:bookmarkEnd w:id="13"/>
+      <w:bookmarkEnd w:id="38"/>
     </w:p>
     <w:p>
       <w:r>
